--- a/Программа/72_Продвинутая Бартов_2026.docx
+++ b/Программа/72_Продвинутая Бартов_2026.docx
@@ -4122,7 +4122,15 @@
           <w:sz w:val="28"/>
           <w:szCs w:val="28"/>
         </w:rPr>
-        <w:t>Постановление Главного государственного санитарного врача Российской Федерации от 28.01.2021 № 2 «Об утверждении санитарных правил и норм СП 1.2.3685-21 «Гигиенические нормативы и требования к обеспечению безопасности и (или) безвредности для человека факторов среды обитания»;</w:t>
+        <w:t xml:space="preserve">Постановление Главного государственного санитарного врача Российской Федерации от 28.01.2021 № 2 «Об утверждении санитарных </w:t>
+      </w:r>
+      <w:r>
+        <w:rPr>
+          <w:sz w:val="28"/>
+          <w:szCs w:val="28"/>
+        </w:rPr>
+        <w:lastRenderedPageBreak/>
+        <w:t>правил и норм СП 1.2.3685-21 «Гигиенические нормативы и требования к обеспечению безопасности и (или) безвредности для человека факторов среды обитания»;</w:t>
       </w:r>
     </w:p>
     <w:p>
@@ -4419,7 +4427,16 @@
           <w:sz w:val="28"/>
           <w:szCs w:val="28"/>
         </w:rPr>
-        <w:t>Новизна Программы заключается в том, что образовательная деятельность организована в форме проектной работы обучающихся, как будущих IT-специалистов. Благодаря проектной форме организации занятий у обучающихся не только закрепляются и расширяются знания и практические умения в области 3D моделирования в программе «Blender», визуального программирования в программе «Unreal Engine 5», но и развиваются значимые личностные компетенции, среди которых можно выделить коммуникативные навыки, навыки проблематизации и целеполагания, навыки самоуправления и тайм-менеджмента.</w:t>
+        <w:t xml:space="preserve">Новизна Программы заключается в том, что образовательная деятельность организована в форме проектной работы обучающихся, как будущих IT-специалистов. Благодаря проектной форме организации занятий у обучающихся не только закрепляются и расширяются знания и практические умения в области 3D моделирования в программе «Blender», визуального программирования в программе «Unreal Engine 5», но и развиваются значимые личностные компетенции, среди которых можно выделить коммуникативные </w:t>
+      </w:r>
+      <w:r>
+        <w:rPr>
+          <w:bCs/>
+          <w:sz w:val="28"/>
+          <w:szCs w:val="28"/>
+        </w:rPr>
+        <w:lastRenderedPageBreak/>
+        <w:t>навыки, навыки проблематизации и целеполагания, навыки самоуправления и тайм-менеджмента.</w:t>
       </w:r>
     </w:p>
     <w:p>
@@ -5001,6 +5018,7 @@
       </w:pPr>
       <w:bookmarkStart w:id="16" w:name="_Toc216271394"/>
       <w:r>
+        <w:lastRenderedPageBreak/>
         <w:t>1.9</w:t>
       </w:r>
       <w:r>
@@ -5598,6 +5616,7 @@
       </w:pPr>
       <w:bookmarkStart w:id="20" w:name="_Toc216271395"/>
       <w:r>
+        <w:lastRenderedPageBreak/>
         <w:t>II. СОДЕРЖАНИЕ ПРОГРАММЫ</w:t>
       </w:r>
       <w:bookmarkStart w:id="21" w:name="__RefHeading___18"/>
@@ -5834,7 +5853,14 @@
                 <w:sz w:val="28"/>
                 <w:szCs w:val="28"/>
               </w:rPr>
-              <w:t>Январь 2026</w:t>
+              <w:t>Сентябрь</w:t>
+            </w:r>
+            <w:r>
+              <w:rPr>
+                <w:sz w:val="28"/>
+                <w:szCs w:val="28"/>
+              </w:rPr>
+              <w:t xml:space="preserve"> 2026</w:t>
             </w:r>
           </w:p>
           <w:p>
@@ -5863,7 +5889,7 @@
                 <w:sz w:val="28"/>
                 <w:szCs w:val="28"/>
               </w:rPr>
-              <w:t>Май</w:t>
+              <w:t>Декабрь</w:t>
             </w:r>
             <w:r>
               <w:rPr>
@@ -6089,7 +6115,14 @@
                 <w:sz w:val="28"/>
                 <w:szCs w:val="28"/>
               </w:rPr>
-              <w:t>Май 2026 года</w:t>
+              <w:t>Декабрь</w:t>
+            </w:r>
+            <w:r>
+              <w:rPr>
+                <w:sz w:val="28"/>
+                <w:szCs w:val="28"/>
+              </w:rPr>
+              <w:t xml:space="preserve"> 2026 года</w:t>
             </w:r>
           </w:p>
         </w:tc>
@@ -6620,16 +6653,17 @@
                 <w:sz w:val="28"/>
                 <w:szCs w:val="28"/>
               </w:rPr>
-              <w:t>3D моделирование в игровой индустрии</w:t>
-            </w:r>
-            <w:r>
-              <w:rPr>
-                <w:b/>
+              <w:t xml:space="preserve">3D моделирование в игровой </w:t>
+            </w:r>
+            <w:r>
+              <w:rPr>
+                <w:b/>
+                <w:bCs/>
                 <w:i/>
                 <w:sz w:val="28"/>
                 <w:szCs w:val="28"/>
               </w:rPr>
-              <w:t xml:space="preserve"> </w:t>
+              <w:t>индустрии</w:t>
             </w:r>
             <w:r>
               <w:rPr>
@@ -6638,7 +6672,16 @@
                 <w:sz w:val="28"/>
                 <w:szCs w:val="28"/>
               </w:rPr>
-              <w:t>» (72</w:t>
+              <w:t>»</w:t>
+            </w:r>
+            <w:r>
+              <w:rPr>
+                <w:b/>
+                <w:i/>
+                <w:sz w:val="28"/>
+                <w:szCs w:val="28"/>
+              </w:rPr>
+              <w:t xml:space="preserve"> (72</w:t>
             </w:r>
             <w:r>
               <w:rPr>
@@ -9788,6 +9831,7 @@
                 <w:sz w:val="24"/>
                 <w:szCs w:val="24"/>
               </w:rPr>
+              <w:lastRenderedPageBreak/>
               <w:t>8</w:t>
             </w:r>
           </w:p>
@@ -11673,7 +11717,17 @@
                 <w:sz w:val="24"/>
                 <w:szCs w:val="24"/>
               </w:rPr>
-              <w:t>Определение основных переменных и разработка формул для них</w:t>
+              <w:t xml:space="preserve">Определение основных переменных и разработка формул для </w:t>
+            </w:r>
+            <w:r>
+              <w:rPr>
+                <w:bCs/>
+                <w:color w:val="000000"/>
+                <w:sz w:val="24"/>
+                <w:szCs w:val="24"/>
+              </w:rPr>
+              <w:lastRenderedPageBreak/>
+              <w:t>них</w:t>
             </w:r>
           </w:p>
         </w:tc>
@@ -11695,6 +11749,7 @@
                 <w:sz w:val="24"/>
                 <w:szCs w:val="24"/>
               </w:rPr>
+              <w:lastRenderedPageBreak/>
               <w:t>2</w:t>
             </w:r>
           </w:p>
@@ -14262,6 +14317,7 @@
                 <w:sz w:val="24"/>
                 <w:szCs w:val="24"/>
               </w:rPr>
+              <w:lastRenderedPageBreak/>
               <w:t>28</w:t>
             </w:r>
           </w:p>
@@ -15341,6 +15397,7 @@
       </w:pPr>
       <w:bookmarkStart w:id="25" w:name="_Toc216271399"/>
       <w:r>
+        <w:lastRenderedPageBreak/>
         <w:t>2.</w:t>
       </w:r>
       <w:r>
@@ -16190,6 +16247,7 @@
           <w:sz w:val="28"/>
           <w:szCs w:val="28"/>
         </w:rPr>
+        <w:lastRenderedPageBreak/>
         <w:t>Тема</w:t>
       </w:r>
       <w:r>
@@ -16965,6 +17023,7 @@
           <w:szCs w:val="28"/>
           <w:lang w:val="en-US" w:eastAsia="ru-RU"/>
         </w:rPr>
+        <w:lastRenderedPageBreak/>
         <w:t>III</w:t>
       </w:r>
       <w:r>
@@ -17580,7 +17639,17 @@
           <w:szCs w:val="28"/>
           <w:lang w:eastAsia="ru-RU"/>
         </w:rPr>
-        <w:t xml:space="preserve"> проект - игру, выполненную на движке «Unreal Engine 5». На последнем занятии проводится защита проектов, на которой обучающиеся представляют свои работы и обсуждают их.</w:t>
+        <w:t xml:space="preserve"> проект - игру, </w:t>
+      </w:r>
+      <w:r>
+        <w:rPr>
+          <w:rFonts w:eastAsiaTheme="minorEastAsia"/>
+          <w:sz w:val="28"/>
+          <w:szCs w:val="28"/>
+          <w:lang w:eastAsia="ru-RU"/>
+        </w:rPr>
+        <w:lastRenderedPageBreak/>
+        <w:t>выполненную на движке «Unreal Engine 5». На последнем занятии проводится защита проектов, на которой обучающиеся представляют свои работы и обсуждают их.</w:t>
       </w:r>
     </w:p>
     <w:p>
@@ -18507,6 +18576,7 @@
           <w:szCs w:val="28"/>
           <w:lang w:eastAsia="ru-RU"/>
         </w:rPr>
+        <w:lastRenderedPageBreak/>
         <w:t xml:space="preserve">На занятиях предусматриваются следующие формы организации учебной деятельности. </w:t>
       </w:r>
     </w:p>
@@ -19474,6 +19544,7 @@
         <w:rPr>
           <w:lang w:val="en-US"/>
         </w:rPr>
+        <w:lastRenderedPageBreak/>
         <w:t>V</w:t>
       </w:r>
       <w:r>
@@ -20157,6 +20228,7 @@
       </w:pPr>
       <w:bookmarkStart w:id="52" w:name="_Toc216271414"/>
       <w:r>
+        <w:lastRenderedPageBreak/>
         <w:t>Приложение 1</w:t>
       </w:r>
       <w:bookmarkEnd w:id="52"/>
@@ -21230,7 +21302,6 @@
         <w:docPartUnique/>
       </w:docPartObj>
     </w:sdtPr>
-    <w:sdtEndPr/>
     <w:sdtContent>
       <w:p>
         <w:pPr>
@@ -21291,7 +21362,6 @@
         <w:docPartUnique/>
       </w:docPartObj>
     </w:sdtPr>
-    <w:sdtEndPr/>
     <w:sdtContent>
       <w:p>
         <w:pPr>
